--- a/Historical/Polyzentrik_ESG/polyzentrik_ESG.docx
+++ b/Historical/Polyzentrik_ESG/polyzentrik_ESG.docx
@@ -1,6 +1,6 @@
 
 <file path=word/document.xml><?xml version="1.0" encoding="utf-8"?>
-<w:document xmlns:wpc="http://schemas.microsoft.com/office/word/2010/wordprocessingCanvas" xmlns:cx="http://schemas.microsoft.com/office/drawing/2014/chartex" xmlns:cx1="http://schemas.microsoft.com/office/drawing/2015/9/8/chartex" xmlns:cx2="http://schemas.microsoft.com/office/drawing/2015/10/21/chartex" xmlns:cx3="http://schemas.microsoft.com/office/drawing/2016/5/9/chartex" xmlns:cx4="http://schemas.microsoft.com/office/drawing/2016/5/10/chartex" xmlns:cx5="http://schemas.microsoft.com/office/drawing/2016/5/11/chartex" xmlns:cx6="http://schemas.microsoft.com/office/drawing/2016/5/12/chartex" xmlns:cx7="http://schemas.microsoft.com/office/drawing/2016/5/13/chartex" xmlns:cx8="http://schemas.microsoft.com/office/drawing/2016/5/14/chartex" xmlns:mc="http://schemas.openxmlformats.org/markup-compatibility/2006" xmlns:aink="http://schemas.microsoft.com/office/drawing/2016/ink" xmlns:am3d="http://schemas.microsoft.com/office/drawing/2017/model3d" xmlns:o="urn:schemas-microsoft-com:office:office" xmlns:r="http://schemas.openxmlformats.org/officeDocument/2006/relationships" xmlns:m="http://schemas.openxmlformats.org/officeDocument/2006/math" xmlns:v="urn:schemas-microsoft-com:vml" xmlns:wp14="http://schemas.microsoft.com/office/word/2010/wordprocessingDrawing" xmlns:wp="http://schemas.openxmlformats.org/drawingml/2006/wordprocessingDrawing" xmlns:w10="urn:schemas-microsoft-com:office:word" xmlns:w="http://schemas.openxmlformats.org/wordprocessingml/2006/main" xmlns:w14="http://schemas.microsoft.com/office/word/2010/wordml" xmlns:w15="http://schemas.microsoft.com/office/word/2012/wordml" xmlns:w16cex="http://schemas.microsoft.com/office/word/2018/wordml/cex" xmlns:w16cid="http://schemas.microsoft.com/office/word/2016/wordml/cid" xmlns:w16="http://schemas.microsoft.com/office/word/2018/wordml" xmlns:w16sdtdh="http://schemas.microsoft.com/office/word/2020/wordml/sdtdatahash" xmlns:w16se="http://schemas.microsoft.com/office/word/2015/wordml/symex" xmlns:wpg="http://schemas.microsoft.com/office/word/2010/wordprocessingGroup" xmlns:wpi="http://schemas.microsoft.com/office/word/2010/wordprocessingInk" xmlns:wne="http://schemas.microsoft.com/office/word/2006/wordml" xmlns:wps="http://schemas.microsoft.com/office/word/2010/wordprocessingShape" mc:Ignorable="w14 w15 w16se w16cid w16 w16cex w16sdtdh wp14">
+<w:document xmlns:wpc="http://schemas.microsoft.com/office/word/2010/wordprocessingCanvas" xmlns:cx="http://schemas.microsoft.com/office/drawing/2014/chartex" xmlns:cx1="http://schemas.microsoft.com/office/drawing/2015/9/8/chartex" xmlns:cx2="http://schemas.microsoft.com/office/drawing/2015/10/21/chartex" xmlns:cx3="http://schemas.microsoft.com/office/drawing/2016/5/9/chartex" xmlns:cx4="http://schemas.microsoft.com/office/drawing/2016/5/10/chartex" xmlns:cx5="http://schemas.microsoft.com/office/drawing/2016/5/11/chartex" xmlns:cx6="http://schemas.microsoft.com/office/drawing/2016/5/12/chartex" xmlns:cx7="http://schemas.microsoft.com/office/drawing/2016/5/13/chartex" xmlns:cx8="http://schemas.microsoft.com/office/drawing/2016/5/14/chartex" xmlns:mc="http://schemas.openxmlformats.org/markup-compatibility/2006" xmlns:aink="http://schemas.microsoft.com/office/drawing/2016/ink" xmlns:am3d="http://schemas.microsoft.com/office/drawing/2017/model3d" xmlns:o="urn:schemas-microsoft-com:office:office" xmlns:oel="http://schemas.microsoft.com/office/2019/extlst" xmlns:r="http://schemas.openxmlformats.org/officeDocument/2006/relationships" xmlns:m="http://schemas.openxmlformats.org/officeDocument/2006/math" xmlns:v="urn:schemas-microsoft-com:vml" xmlns:wp14="http://schemas.microsoft.com/office/word/2010/wordprocessingDrawing" xmlns:wp="http://schemas.openxmlformats.org/drawingml/2006/wordprocessingDrawing" xmlns:w10="urn:schemas-microsoft-com:office:word" xmlns:w="http://schemas.openxmlformats.org/wordprocessingml/2006/main" xmlns:w14="http://schemas.microsoft.com/office/word/2010/wordml" xmlns:w15="http://schemas.microsoft.com/office/word/2012/wordml" xmlns:w16cex="http://schemas.microsoft.com/office/word/2018/wordml/cex" xmlns:w16cid="http://schemas.microsoft.com/office/word/2016/wordml/cid" xmlns:w16="http://schemas.microsoft.com/office/word/2018/wordml" xmlns:w16sdtdh="http://schemas.microsoft.com/office/word/2020/wordml/sdtdatahash" xmlns:w16se="http://schemas.microsoft.com/office/word/2015/wordml/symex" xmlns:wpg="http://schemas.microsoft.com/office/word/2010/wordprocessingGroup" xmlns:wpi="http://schemas.microsoft.com/office/word/2010/wordprocessingInk" xmlns:wne="http://schemas.microsoft.com/office/word/2006/wordml" xmlns:wps="http://schemas.microsoft.com/office/word/2010/wordprocessingShape" mc:Ignorable="w14 w15 w16se w16cid w16 w16cex w16sdtdh wp14">
   <w:body>
     <w:p>
       <w:pPr>
@@ -2417,18 +2417,10 @@
         <w:t xml:space="preserve"> Centre would also be </w:t>
       </w:r>
       <w:r>
-        <w:t xml:space="preserve">helpful in terms of </w:t>
-      </w:r>
-      <w:proofErr w:type="gramStart"/>
-      <w:r>
-        <w:t>development</w:t>
-      </w:r>
-      <w:r>
-        <w:t>, and</w:t>
-      </w:r>
-      <w:proofErr w:type="gramEnd"/>
-      <w:r>
-        <w:t xml:space="preserve"> fitting due to the fact that polyzentrik aims to support SMEs from rural areas (and would be happy to place its headquarters in rural Finland—as the goal is to operate digitally inasmuch as possible)</w:t>
+        <w:t>helpful in terms of development</w:t>
+      </w:r>
+      <w:r>
+        <w:t>, and fitting due to the fact that polyzentrik aims to support SMEs from rural areas (and would be happy to place its headquarters in rural Finland—as the goal is to operate digitally inasmuch as possible)</w:t>
       </w:r>
       <w:r>
         <w:t>.</w:t>
@@ -3607,149 +3599,6 @@
         <w:t>.</w:t>
       </w:r>
     </w:p>
-    <w:p>
-      <w:pPr>
-        <w:pStyle w:val="Heading2"/>
-      </w:pPr>
-      <w:r>
-        <w:lastRenderedPageBreak/>
-        <w:t>Dr Jos</w:t>
-      </w:r>
-      <w:r>
-        <w:t>é</w:t>
-      </w:r>
-      <w:r>
-        <w:t xml:space="preserve"> A Bolanos AKC. </w:t>
-      </w:r>
-      <w:r>
-        <w:t>F</w:t>
-      </w:r>
-      <w:r>
-        <w:t>ounder</w:t>
-      </w:r>
-      <w:r>
-        <w:t>.</w:t>
-      </w:r>
-    </w:p>
-    <w:p>
-      <w:r>
-        <w:rPr>
-          <w:noProof/>
-        </w:rPr>
-        <w:drawing>
-          <wp:anchor distT="107950" distB="107950" distL="114300" distR="114300" simplePos="0" relativeHeight="251659264" behindDoc="1" locked="0" layoutInCell="1" allowOverlap="1" wp14:anchorId="208720F4" wp14:editId="739B2897">
-            <wp:simplePos x="0" y="0"/>
-            <wp:positionH relativeFrom="margin">
-              <wp:posOffset>0</wp:posOffset>
-            </wp:positionH>
-            <wp:positionV relativeFrom="paragraph">
-              <wp:posOffset>47938</wp:posOffset>
-            </wp:positionV>
-            <wp:extent cx="1077595" cy="1430020"/>
-            <wp:effectExtent l="0" t="0" r="8255" b="0"/>
-            <wp:wrapTight wrapText="bothSides">
-              <wp:wrapPolygon edited="0">
-                <wp:start x="0" y="0"/>
-                <wp:lineTo x="0" y="21293"/>
-                <wp:lineTo x="21384" y="21293"/>
-                <wp:lineTo x="21384" y="0"/>
-                <wp:lineTo x="0" y="0"/>
-              </wp:wrapPolygon>
-            </wp:wrapTight>
-            <wp:docPr id="16" name="Picture 16" descr="Jose at home during COVID. "/>
-            <wp:cNvGraphicFramePr>
-              <a:graphicFrameLocks xmlns:a="http://schemas.openxmlformats.org/drawingml/2006/main" noChangeAspect="1"/>
-            </wp:cNvGraphicFramePr>
-            <a:graphic xmlns:a="http://schemas.openxmlformats.org/drawingml/2006/main">
-              <a:graphicData uri="http://schemas.openxmlformats.org/drawingml/2006/picture">
-                <pic:pic xmlns:pic="http://schemas.openxmlformats.org/drawingml/2006/picture">
-                  <pic:nvPicPr>
-                    <pic:cNvPr id="16" name="Picture 16" descr="Jose at home during COVID. "/>
-                    <pic:cNvPicPr/>
-                  </pic:nvPicPr>
-                  <pic:blipFill>
-                    <a:blip r:embed="rId34" cstate="print">
-                      <a:extLst>
-                        <a:ext uri="{28A0092B-C50C-407E-A947-70E740481C1C}">
-                          <a14:useLocalDpi xmlns:a14="http://schemas.microsoft.com/office/drawing/2010/main" val="0"/>
-                        </a:ext>
-                      </a:extLst>
-                    </a:blip>
-                    <a:stretch>
-                      <a:fillRect/>
-                    </a:stretch>
-                  </pic:blipFill>
-                  <pic:spPr>
-                    <a:xfrm>
-                      <a:off x="0" y="0"/>
-                      <a:ext cx="1077595" cy="1430020"/>
-                    </a:xfrm>
-                    <a:prstGeom prst="rect">
-                      <a:avLst/>
-                    </a:prstGeom>
-                  </pic:spPr>
-                </pic:pic>
-              </a:graphicData>
-            </a:graphic>
-            <wp14:sizeRelH relativeFrom="page">
-              <wp14:pctWidth>0</wp14:pctWidth>
-            </wp14:sizeRelH>
-            <wp14:sizeRelV relativeFrom="page">
-              <wp14:pctHeight>0</wp14:pctHeight>
-            </wp14:sizeRelV>
-          </wp:anchor>
-        </w:drawing>
-      </w:r>
-      <w:r>
-        <w:t xml:space="preserve">Jose is polyzentrik’s founder. </w:t>
-      </w:r>
-      <w:r>
-        <w:t xml:space="preserve">He holds a Masters in Environment Politics and Globalisation and a PhD in Political Economy from King’s College London (KCL). </w:t>
-      </w:r>
-      <w:r>
-        <w:t xml:space="preserve">In addition to his studies, José has </w:t>
-      </w:r>
-      <w:r>
-        <w:t>many years of</w:t>
-      </w:r>
-      <w:r>
-        <w:t xml:space="preserve"> experience in policy/governance</w:t>
-      </w:r>
-      <w:r>
-        <w:t xml:space="preserve"> roles</w:t>
-      </w:r>
-      <w:r>
-        <w:t xml:space="preserve">, including a Research Fellowship funded by the Konrad-Adenauer-Stiftung (KAS) and a postdoctoral </w:t>
-      </w:r>
-      <w:r>
-        <w:t>position</w:t>
-      </w:r>
-      <w:r>
-        <w:t xml:space="preserve"> at the London School of Economics and Political Science (LSE).</w:t>
-      </w:r>
-    </w:p>
-    <w:p>
-      <w:r>
-        <w:t xml:space="preserve">José has developed </w:t>
-      </w:r>
-      <w:hyperlink r:id="rId35" w:history="1">
-        <w:r>
-          <w:rPr>
-            <w:rStyle w:val="Hyperlink"/>
-          </w:rPr>
-          <w:t>self-assessment tools for a globally renowned regulator</w:t>
-        </w:r>
-      </w:hyperlink>
-      <w:r>
-        <w:t xml:space="preserve"> and </w:t>
-      </w:r>
-      <w:r>
-        <w:t xml:space="preserve">is proficient in web/app development (HTML, CSS, JavaScript, PHP, SQL) and </w:t>
-      </w:r>
-      <w:r>
-        <w:t>data analysis (VBA) programming languages.</w:t>
-      </w:r>
-    </w:p>
     <w:sectPr>
       <w:pgSz w:w="11906" w:h="16838" w:code="9"/>
       <w:pgMar w:top="1440" w:right="1440" w:bottom="1440" w:left="1440" w:header="709" w:footer="709" w:gutter="0"/>
@@ -3761,7 +3610,7 @@
 </file>
 
 <file path=word/endnotes.xml><?xml version="1.0" encoding="utf-8"?>
-<w:endnotes xmlns:wpc="http://schemas.microsoft.com/office/word/2010/wordprocessingCanvas" xmlns:cx="http://schemas.microsoft.com/office/drawing/2014/chartex" xmlns:cx1="http://schemas.microsoft.com/office/drawing/2015/9/8/chartex" xmlns:cx2="http://schemas.microsoft.com/office/drawing/2015/10/21/chartex" xmlns:cx3="http://schemas.microsoft.com/office/drawing/2016/5/9/chartex" xmlns:cx4="http://schemas.microsoft.com/office/drawing/2016/5/10/chartex" xmlns:cx5="http://schemas.microsoft.com/office/drawing/2016/5/11/chartex" xmlns:cx6="http://schemas.microsoft.com/office/drawing/2016/5/12/chartex" xmlns:cx7="http://schemas.microsoft.com/office/drawing/2016/5/13/chartex" xmlns:cx8="http://schemas.microsoft.com/office/drawing/2016/5/14/chartex" xmlns:mc="http://schemas.openxmlformats.org/markup-compatibility/2006" xmlns:aink="http://schemas.microsoft.com/office/drawing/2016/ink" xmlns:am3d="http://schemas.microsoft.com/office/drawing/2017/model3d" xmlns:o="urn:schemas-microsoft-com:office:office" xmlns:r="http://schemas.openxmlformats.org/officeDocument/2006/relationships" xmlns:m="http://schemas.openxmlformats.org/officeDocument/2006/math" xmlns:v="urn:schemas-microsoft-com:vml" xmlns:wp14="http://schemas.microsoft.com/office/word/2010/wordprocessingDrawing" xmlns:wp="http://schemas.openxmlformats.org/drawingml/2006/wordprocessingDrawing" xmlns:w10="urn:schemas-microsoft-com:office:word" xmlns:w="http://schemas.openxmlformats.org/wordprocessingml/2006/main" xmlns:w14="http://schemas.microsoft.com/office/word/2010/wordml" xmlns:w15="http://schemas.microsoft.com/office/word/2012/wordml" xmlns:w16cex="http://schemas.microsoft.com/office/word/2018/wordml/cex" xmlns:w16cid="http://schemas.microsoft.com/office/word/2016/wordml/cid" xmlns:w16="http://schemas.microsoft.com/office/word/2018/wordml" xmlns:w16sdtdh="http://schemas.microsoft.com/office/word/2020/wordml/sdtdatahash" xmlns:w16se="http://schemas.microsoft.com/office/word/2015/wordml/symex" xmlns:wpg="http://schemas.microsoft.com/office/word/2010/wordprocessingGroup" xmlns:wpi="http://schemas.microsoft.com/office/word/2010/wordprocessingInk" xmlns:wne="http://schemas.microsoft.com/office/word/2006/wordml" xmlns:wps="http://schemas.microsoft.com/office/word/2010/wordprocessingShape" mc:Ignorable="w14 w15 w16se w16cid w16 w16cex w16sdtdh wp14">
+<w:endnotes xmlns:wpc="http://schemas.microsoft.com/office/word/2010/wordprocessingCanvas" xmlns:cx="http://schemas.microsoft.com/office/drawing/2014/chartex" xmlns:cx1="http://schemas.microsoft.com/office/drawing/2015/9/8/chartex" xmlns:cx2="http://schemas.microsoft.com/office/drawing/2015/10/21/chartex" xmlns:cx3="http://schemas.microsoft.com/office/drawing/2016/5/9/chartex" xmlns:cx4="http://schemas.microsoft.com/office/drawing/2016/5/10/chartex" xmlns:cx5="http://schemas.microsoft.com/office/drawing/2016/5/11/chartex" xmlns:cx6="http://schemas.microsoft.com/office/drawing/2016/5/12/chartex" xmlns:cx7="http://schemas.microsoft.com/office/drawing/2016/5/13/chartex" xmlns:cx8="http://schemas.microsoft.com/office/drawing/2016/5/14/chartex" xmlns:mc="http://schemas.openxmlformats.org/markup-compatibility/2006" xmlns:aink="http://schemas.microsoft.com/office/drawing/2016/ink" xmlns:am3d="http://schemas.microsoft.com/office/drawing/2017/model3d" xmlns:o="urn:schemas-microsoft-com:office:office" xmlns:oel="http://schemas.microsoft.com/office/2019/extlst" xmlns:r="http://schemas.openxmlformats.org/officeDocument/2006/relationships" xmlns:m="http://schemas.openxmlformats.org/officeDocument/2006/math" xmlns:v="urn:schemas-microsoft-com:vml" xmlns:wp14="http://schemas.microsoft.com/office/word/2010/wordprocessingDrawing" xmlns:wp="http://schemas.openxmlformats.org/drawingml/2006/wordprocessingDrawing" xmlns:w10="urn:schemas-microsoft-com:office:word" xmlns:w="http://schemas.openxmlformats.org/wordprocessingml/2006/main" xmlns:w14="http://schemas.microsoft.com/office/word/2010/wordml" xmlns:w15="http://schemas.microsoft.com/office/word/2012/wordml" xmlns:w16cex="http://schemas.microsoft.com/office/word/2018/wordml/cex" xmlns:w16cid="http://schemas.microsoft.com/office/word/2016/wordml/cid" xmlns:w16="http://schemas.microsoft.com/office/word/2018/wordml" xmlns:w16sdtdh="http://schemas.microsoft.com/office/word/2020/wordml/sdtdatahash" xmlns:w16se="http://schemas.microsoft.com/office/word/2015/wordml/symex" xmlns:wpg="http://schemas.microsoft.com/office/word/2010/wordprocessingGroup" xmlns:wpi="http://schemas.microsoft.com/office/word/2010/wordprocessingInk" xmlns:wne="http://schemas.microsoft.com/office/word/2006/wordml" xmlns:wps="http://schemas.microsoft.com/office/word/2010/wordprocessingShape" mc:Ignorable="w14 w15 w16se w16cid w16 w16cex w16sdtdh wp14">
   <w:endnote w:type="separator" w:id="-1">
     <w:p>
       <w:pPr>
@@ -3785,9 +3634,6 @@
     <w:p>
       <w:pPr>
         <w:pStyle w:val="EndnoteText"/>
-        <w:rPr>
-          <w:lang w:val="fi-FI"/>
-        </w:rPr>
       </w:pPr>
       <w:r>
         <w:rPr>
@@ -3860,9 +3706,6 @@
     <w:p>
       <w:pPr>
         <w:pStyle w:val="EndnoteText"/>
-        <w:rPr>
-          <w:lang w:val="fi-FI"/>
-        </w:rPr>
       </w:pPr>
       <w:r>
         <w:rPr>
@@ -3935,7 +3778,7 @@
 </file>
 
 <file path=word/footer1.xml><?xml version="1.0" encoding="utf-8"?>
-<w:ftr xmlns:wpc="http://schemas.microsoft.com/office/word/2010/wordprocessingCanvas" xmlns:cx="http://schemas.microsoft.com/office/drawing/2014/chartex" xmlns:cx1="http://schemas.microsoft.com/office/drawing/2015/9/8/chartex" xmlns:cx2="http://schemas.microsoft.com/office/drawing/2015/10/21/chartex" xmlns:cx3="http://schemas.microsoft.com/office/drawing/2016/5/9/chartex" xmlns:cx4="http://schemas.microsoft.com/office/drawing/2016/5/10/chartex" xmlns:cx5="http://schemas.microsoft.com/office/drawing/2016/5/11/chartex" xmlns:cx6="http://schemas.microsoft.com/office/drawing/2016/5/12/chartex" xmlns:cx7="http://schemas.microsoft.com/office/drawing/2016/5/13/chartex" xmlns:cx8="http://schemas.microsoft.com/office/drawing/2016/5/14/chartex" xmlns:mc="http://schemas.openxmlformats.org/markup-compatibility/2006" xmlns:aink="http://schemas.microsoft.com/office/drawing/2016/ink" xmlns:am3d="http://schemas.microsoft.com/office/drawing/2017/model3d" xmlns:o="urn:schemas-microsoft-com:office:office" xmlns:r="http://schemas.openxmlformats.org/officeDocument/2006/relationships" xmlns:m="http://schemas.openxmlformats.org/officeDocument/2006/math" xmlns:v="urn:schemas-microsoft-com:vml" xmlns:wp14="http://schemas.microsoft.com/office/word/2010/wordprocessingDrawing" xmlns:wp="http://schemas.openxmlformats.org/drawingml/2006/wordprocessingDrawing" xmlns:w10="urn:schemas-microsoft-com:office:word" xmlns:w="http://schemas.openxmlformats.org/wordprocessingml/2006/main" xmlns:w14="http://schemas.microsoft.com/office/word/2010/wordml" xmlns:w15="http://schemas.microsoft.com/office/word/2012/wordml" xmlns:w16cex="http://schemas.microsoft.com/office/word/2018/wordml/cex" xmlns:w16cid="http://schemas.microsoft.com/office/word/2016/wordml/cid" xmlns:w16="http://schemas.microsoft.com/office/word/2018/wordml" xmlns:w16sdtdh="http://schemas.microsoft.com/office/word/2020/wordml/sdtdatahash" xmlns:w16se="http://schemas.microsoft.com/office/word/2015/wordml/symex" xmlns:wpg="http://schemas.microsoft.com/office/word/2010/wordprocessingGroup" xmlns:wpi="http://schemas.microsoft.com/office/word/2010/wordprocessingInk" xmlns:wne="http://schemas.microsoft.com/office/word/2006/wordml" xmlns:wps="http://schemas.microsoft.com/office/word/2010/wordprocessingShape" mc:Ignorable="w14 w15 w16se w16cid w16 w16cex w16sdtdh wp14">
+<w:ftr xmlns:wpc="http://schemas.microsoft.com/office/word/2010/wordprocessingCanvas" xmlns:cx="http://schemas.microsoft.com/office/drawing/2014/chartex" xmlns:cx1="http://schemas.microsoft.com/office/drawing/2015/9/8/chartex" xmlns:cx2="http://schemas.microsoft.com/office/drawing/2015/10/21/chartex" xmlns:cx3="http://schemas.microsoft.com/office/drawing/2016/5/9/chartex" xmlns:cx4="http://schemas.microsoft.com/office/drawing/2016/5/10/chartex" xmlns:cx5="http://schemas.microsoft.com/office/drawing/2016/5/11/chartex" xmlns:cx6="http://schemas.microsoft.com/office/drawing/2016/5/12/chartex" xmlns:cx7="http://schemas.microsoft.com/office/drawing/2016/5/13/chartex" xmlns:cx8="http://schemas.microsoft.com/office/drawing/2016/5/14/chartex" xmlns:mc="http://schemas.openxmlformats.org/markup-compatibility/2006" xmlns:aink="http://schemas.microsoft.com/office/drawing/2016/ink" xmlns:am3d="http://schemas.microsoft.com/office/drawing/2017/model3d" xmlns:o="urn:schemas-microsoft-com:office:office" xmlns:oel="http://schemas.microsoft.com/office/2019/extlst" xmlns:r="http://schemas.openxmlformats.org/officeDocument/2006/relationships" xmlns:m="http://schemas.openxmlformats.org/officeDocument/2006/math" xmlns:v="urn:schemas-microsoft-com:vml" xmlns:wp14="http://schemas.microsoft.com/office/word/2010/wordprocessingDrawing" xmlns:wp="http://schemas.openxmlformats.org/drawingml/2006/wordprocessingDrawing" xmlns:w10="urn:schemas-microsoft-com:office:word" xmlns:w="http://schemas.openxmlformats.org/wordprocessingml/2006/main" xmlns:w14="http://schemas.microsoft.com/office/word/2010/wordml" xmlns:w15="http://schemas.microsoft.com/office/word/2012/wordml" xmlns:w16cex="http://schemas.microsoft.com/office/word/2018/wordml/cex" xmlns:w16cid="http://schemas.microsoft.com/office/word/2016/wordml/cid" xmlns:w16="http://schemas.microsoft.com/office/word/2018/wordml" xmlns:w16sdtdh="http://schemas.microsoft.com/office/word/2020/wordml/sdtdatahash" xmlns:w16se="http://schemas.microsoft.com/office/word/2015/wordml/symex" xmlns:wpg="http://schemas.microsoft.com/office/word/2010/wordprocessingGroup" xmlns:wpi="http://schemas.microsoft.com/office/word/2010/wordprocessingInk" xmlns:wne="http://schemas.microsoft.com/office/word/2006/wordml" xmlns:wps="http://schemas.microsoft.com/office/word/2010/wordprocessingShape" mc:Ignorable="w14 w15 w16se w16cid w16 w16cex w16sdtdh wp14">
   <w:sdt>
     <w:sdtPr>
       <w:id w:val="1938011123"/>
@@ -3992,7 +3835,7 @@
 </file>
 
 <file path=word/footnotes.xml><?xml version="1.0" encoding="utf-8"?>
-<w:footnotes xmlns:wpc="http://schemas.microsoft.com/office/word/2010/wordprocessingCanvas" xmlns:cx="http://schemas.microsoft.com/office/drawing/2014/chartex" xmlns:cx1="http://schemas.microsoft.com/office/drawing/2015/9/8/chartex" xmlns:cx2="http://schemas.microsoft.com/office/drawing/2015/10/21/chartex" xmlns:cx3="http://schemas.microsoft.com/office/drawing/2016/5/9/chartex" xmlns:cx4="http://schemas.microsoft.com/office/drawing/2016/5/10/chartex" xmlns:cx5="http://schemas.microsoft.com/office/drawing/2016/5/11/chartex" xmlns:cx6="http://schemas.microsoft.com/office/drawing/2016/5/12/chartex" xmlns:cx7="http://schemas.microsoft.com/office/drawing/2016/5/13/chartex" xmlns:cx8="http://schemas.microsoft.com/office/drawing/2016/5/14/chartex" xmlns:mc="http://schemas.openxmlformats.org/markup-compatibility/2006" xmlns:aink="http://schemas.microsoft.com/office/drawing/2016/ink" xmlns:am3d="http://schemas.microsoft.com/office/drawing/2017/model3d" xmlns:o="urn:schemas-microsoft-com:office:office" xmlns:r="http://schemas.openxmlformats.org/officeDocument/2006/relationships" xmlns:m="http://schemas.openxmlformats.org/officeDocument/2006/math" xmlns:v="urn:schemas-microsoft-com:vml" xmlns:wp14="http://schemas.microsoft.com/office/word/2010/wordprocessingDrawing" xmlns:wp="http://schemas.openxmlformats.org/drawingml/2006/wordprocessingDrawing" xmlns:w10="urn:schemas-microsoft-com:office:word" xmlns:w="http://schemas.openxmlformats.org/wordprocessingml/2006/main" xmlns:w14="http://schemas.microsoft.com/office/word/2010/wordml" xmlns:w15="http://schemas.microsoft.com/office/word/2012/wordml" xmlns:w16cex="http://schemas.microsoft.com/office/word/2018/wordml/cex" xmlns:w16cid="http://schemas.microsoft.com/office/word/2016/wordml/cid" xmlns:w16="http://schemas.microsoft.com/office/word/2018/wordml" xmlns:w16sdtdh="http://schemas.microsoft.com/office/word/2020/wordml/sdtdatahash" xmlns:w16se="http://schemas.microsoft.com/office/word/2015/wordml/symex" xmlns:wpg="http://schemas.microsoft.com/office/word/2010/wordprocessingGroup" xmlns:wpi="http://schemas.microsoft.com/office/word/2010/wordprocessingInk" xmlns:wne="http://schemas.microsoft.com/office/word/2006/wordml" xmlns:wps="http://schemas.microsoft.com/office/word/2010/wordprocessingShape" mc:Ignorable="w14 w15 w16se w16cid w16 w16cex w16sdtdh wp14">
+<w:footnotes xmlns:wpc="http://schemas.microsoft.com/office/word/2010/wordprocessingCanvas" xmlns:cx="http://schemas.microsoft.com/office/drawing/2014/chartex" xmlns:cx1="http://schemas.microsoft.com/office/drawing/2015/9/8/chartex" xmlns:cx2="http://schemas.microsoft.com/office/drawing/2015/10/21/chartex" xmlns:cx3="http://schemas.microsoft.com/office/drawing/2016/5/9/chartex" xmlns:cx4="http://schemas.microsoft.com/office/drawing/2016/5/10/chartex" xmlns:cx5="http://schemas.microsoft.com/office/drawing/2016/5/11/chartex" xmlns:cx6="http://schemas.microsoft.com/office/drawing/2016/5/12/chartex" xmlns:cx7="http://schemas.microsoft.com/office/drawing/2016/5/13/chartex" xmlns:cx8="http://schemas.microsoft.com/office/drawing/2016/5/14/chartex" xmlns:mc="http://schemas.openxmlformats.org/markup-compatibility/2006" xmlns:aink="http://schemas.microsoft.com/office/drawing/2016/ink" xmlns:am3d="http://schemas.microsoft.com/office/drawing/2017/model3d" xmlns:o="urn:schemas-microsoft-com:office:office" xmlns:oel="http://schemas.microsoft.com/office/2019/extlst" xmlns:r="http://schemas.openxmlformats.org/officeDocument/2006/relationships" xmlns:m="http://schemas.openxmlformats.org/officeDocument/2006/math" xmlns:v="urn:schemas-microsoft-com:vml" xmlns:wp14="http://schemas.microsoft.com/office/word/2010/wordprocessingDrawing" xmlns:wp="http://schemas.openxmlformats.org/drawingml/2006/wordprocessingDrawing" xmlns:w10="urn:schemas-microsoft-com:office:word" xmlns:w="http://schemas.openxmlformats.org/wordprocessingml/2006/main" xmlns:w14="http://schemas.microsoft.com/office/word/2010/wordml" xmlns:w15="http://schemas.microsoft.com/office/word/2012/wordml" xmlns:w16cex="http://schemas.microsoft.com/office/word/2018/wordml/cex" xmlns:w16cid="http://schemas.microsoft.com/office/word/2016/wordml/cid" xmlns:w16="http://schemas.microsoft.com/office/word/2018/wordml" xmlns:w16sdtdh="http://schemas.microsoft.com/office/word/2020/wordml/sdtdatahash" xmlns:w16se="http://schemas.microsoft.com/office/word/2015/wordml/symex" xmlns:wpg="http://schemas.microsoft.com/office/word/2010/wordprocessingGroup" xmlns:wpi="http://schemas.microsoft.com/office/word/2010/wordprocessingInk" xmlns:wne="http://schemas.microsoft.com/office/word/2006/wordml" xmlns:wps="http://schemas.microsoft.com/office/word/2010/wordprocessingShape" mc:Ignorable="w14 w15 w16se w16cid w16 w16cex w16sdtdh wp14">
   <w:footnote w:type="separator" w:id="-1">
     <w:p>
       <w:pPr>
@@ -4016,9 +3859,6 @@
     <w:p>
       <w:pPr>
         <w:pStyle w:val="FootnoteText"/>
-        <w:rPr>
-          <w:lang w:val="fi-FI"/>
-        </w:rPr>
       </w:pPr>
       <w:r>
         <w:rPr>
@@ -4030,9 +3870,6 @@
         <w:t xml:space="preserve"> </w:t>
       </w:r>
       <w:r>
-        <w:rPr>
-          <w:lang w:val="fi-FI"/>
-        </w:rPr>
         <w:t xml:space="preserve">Carbon offsets that also have certified contributions to several SDGs. </w:t>
       </w:r>
     </w:p>
@@ -4041,9 +3878,6 @@
     <w:p>
       <w:pPr>
         <w:pStyle w:val="FootnoteText"/>
-        <w:rPr>
-          <w:lang w:val="fi-FI"/>
-        </w:rPr>
       </w:pPr>
       <w:r>
         <w:rPr>
@@ -4055,45 +3889,24 @@
         <w:t xml:space="preserve"> </w:t>
       </w:r>
       <w:r>
-        <w:rPr>
-          <w:lang w:val="fi-FI"/>
-        </w:rPr>
         <w:t xml:space="preserve">Some SMEs will not know how much gas or electricity they use. </w:t>
       </w:r>
       <w:r>
-        <w:rPr>
-          <w:lang w:val="fi-FI"/>
-        </w:rPr>
         <w:t>S</w:t>
       </w:r>
       <w:r>
-        <w:rPr>
-          <w:lang w:val="fi-FI"/>
-        </w:rPr>
         <w:t>elf-assessments will recommend them to keep a record for future purposes, but, for the first year, the</w:t>
       </w:r>
       <w:r>
-        <w:rPr>
-          <w:lang w:val="fi-FI"/>
-        </w:rPr>
         <w:t>y</w:t>
       </w:r>
       <w:r>
-        <w:rPr>
-          <w:lang w:val="fi-FI"/>
-        </w:rPr>
         <w:t xml:space="preserve"> will need a</w:t>
       </w:r>
       <w:r>
-        <w:rPr>
-          <w:lang w:val="fi-FI"/>
-        </w:rPr>
         <w:t xml:space="preserve"> maximum</w:t>
       </w:r>
       <w:r>
-        <w:rPr>
-          <w:lang w:val="fi-FI"/>
-        </w:rPr>
         <w:t xml:space="preserve"> estimate. There are public resources that could perhaps allow preliminary estimates, but it would be better to have research-backed estimates.</w:t>
       </w:r>
     </w:p>
@@ -4102,9 +3915,6 @@
     <w:p>
       <w:pPr>
         <w:pStyle w:val="FootnoteText"/>
-        <w:rPr>
-          <w:lang w:val="fi-FI"/>
-        </w:rPr>
       </w:pPr>
       <w:r>
         <w:rPr>
@@ -4119,15 +3929,9 @@
         <w:t>Polyzentrik supports t</w:t>
       </w:r>
       <w:r>
-        <w:rPr>
-          <w:lang w:val="fi-FI"/>
-        </w:rPr>
         <w:t xml:space="preserve">he transition </w:t>
       </w:r>
       <w:r>
-        <w:rPr>
-          <w:lang w:val="fi-FI"/>
-        </w:rPr>
         <w:t xml:space="preserve">from office- to home-based working arrangements for several reasons. To begin, it is what many employees want, which significantly enhances ability to hire high-quality staff from around the world. Additionally, it is good for the environment because, while there is always a need for some travelling to stay in touch with everyone every once in a while, commuting needs are reduced. Finally, it creates a lifeline for rural communities, in that it does not longer require companies to place their headquarters in cities. </w:t>
       </w:r>
     </w:p>
@@ -4136,9 +3940,6 @@
     <w:p>
       <w:pPr>
         <w:pStyle w:val="FootnoteText"/>
-        <w:rPr>
-          <w:lang w:val="fi-FI"/>
-        </w:rPr>
       </w:pPr>
       <w:r>
         <w:rPr>
@@ -4150,21 +3951,12 @@
         <w:t xml:space="preserve"> </w:t>
       </w:r>
       <w:r>
-        <w:rPr>
-          <w:lang w:val="fi-FI"/>
-        </w:rPr>
         <w:t xml:space="preserve">SMEs are the most important stakeholder group. </w:t>
       </w:r>
       <w:r>
-        <w:rPr>
-          <w:lang w:val="fi-FI"/>
-        </w:rPr>
         <w:t>That said, i</w:t>
       </w:r>
       <w:r>
-        <w:rPr>
-          <w:lang w:val="fi-FI"/>
-        </w:rPr>
         <w:t xml:space="preserve">t is also important to join SDGs/ESG experts as participants, alongside potential auditors. Finally, the needs of banks/investors must also be considered – but care needs to be taken to avoid coming across as too friendly to their interests as this could erode trust in the independence of the tool and the assessments performed through it. </w:t>
       </w:r>
     </w:p>
@@ -4173,7 +3965,7 @@
 </file>
 
 <file path=word/header1.xml><?xml version="1.0" encoding="utf-8"?>
-<w:hdr xmlns:wpc="http://schemas.microsoft.com/office/word/2010/wordprocessingCanvas" xmlns:cx="http://schemas.microsoft.com/office/drawing/2014/chartex" xmlns:cx1="http://schemas.microsoft.com/office/drawing/2015/9/8/chartex" xmlns:cx2="http://schemas.microsoft.com/office/drawing/2015/10/21/chartex" xmlns:cx3="http://schemas.microsoft.com/office/drawing/2016/5/9/chartex" xmlns:cx4="http://schemas.microsoft.com/office/drawing/2016/5/10/chartex" xmlns:cx5="http://schemas.microsoft.com/office/drawing/2016/5/11/chartex" xmlns:cx6="http://schemas.microsoft.com/office/drawing/2016/5/12/chartex" xmlns:cx7="http://schemas.microsoft.com/office/drawing/2016/5/13/chartex" xmlns:cx8="http://schemas.microsoft.com/office/drawing/2016/5/14/chartex" xmlns:mc="http://schemas.openxmlformats.org/markup-compatibility/2006" xmlns:aink="http://schemas.microsoft.com/office/drawing/2016/ink" xmlns:am3d="http://schemas.microsoft.com/office/drawing/2017/model3d" xmlns:o="urn:schemas-microsoft-com:office:office" xmlns:r="http://schemas.openxmlformats.org/officeDocument/2006/relationships" xmlns:m="http://schemas.openxmlformats.org/officeDocument/2006/math" xmlns:v="urn:schemas-microsoft-com:vml" xmlns:wp14="http://schemas.microsoft.com/office/word/2010/wordprocessingDrawing" xmlns:wp="http://schemas.openxmlformats.org/drawingml/2006/wordprocessingDrawing" xmlns:w10="urn:schemas-microsoft-com:office:word" xmlns:w="http://schemas.openxmlformats.org/wordprocessingml/2006/main" xmlns:w14="http://schemas.microsoft.com/office/word/2010/wordml" xmlns:w15="http://schemas.microsoft.com/office/word/2012/wordml" xmlns:w16cex="http://schemas.microsoft.com/office/word/2018/wordml/cex" xmlns:w16cid="http://schemas.microsoft.com/office/word/2016/wordml/cid" xmlns:w16="http://schemas.microsoft.com/office/word/2018/wordml" xmlns:w16sdtdh="http://schemas.microsoft.com/office/word/2020/wordml/sdtdatahash" xmlns:w16se="http://schemas.microsoft.com/office/word/2015/wordml/symex" xmlns:wpg="http://schemas.microsoft.com/office/word/2010/wordprocessingGroup" xmlns:wpi="http://schemas.microsoft.com/office/word/2010/wordprocessingInk" xmlns:wne="http://schemas.microsoft.com/office/word/2006/wordml" xmlns:wps="http://schemas.microsoft.com/office/word/2010/wordprocessingShape" mc:Ignorable="w14 w15 w16se w16cid w16 w16cex w16sdtdh wp14">
+<w:hdr xmlns:wpc="http://schemas.microsoft.com/office/word/2010/wordprocessingCanvas" xmlns:cx="http://schemas.microsoft.com/office/drawing/2014/chartex" xmlns:cx1="http://schemas.microsoft.com/office/drawing/2015/9/8/chartex" xmlns:cx2="http://schemas.microsoft.com/office/drawing/2015/10/21/chartex" xmlns:cx3="http://schemas.microsoft.com/office/drawing/2016/5/9/chartex" xmlns:cx4="http://schemas.microsoft.com/office/drawing/2016/5/10/chartex" xmlns:cx5="http://schemas.microsoft.com/office/drawing/2016/5/11/chartex" xmlns:cx6="http://schemas.microsoft.com/office/drawing/2016/5/12/chartex" xmlns:cx7="http://schemas.microsoft.com/office/drawing/2016/5/13/chartex" xmlns:cx8="http://schemas.microsoft.com/office/drawing/2016/5/14/chartex" xmlns:mc="http://schemas.openxmlformats.org/markup-compatibility/2006" xmlns:aink="http://schemas.microsoft.com/office/drawing/2016/ink" xmlns:am3d="http://schemas.microsoft.com/office/drawing/2017/model3d" xmlns:o="urn:schemas-microsoft-com:office:office" xmlns:oel="http://schemas.microsoft.com/office/2019/extlst" xmlns:r="http://schemas.openxmlformats.org/officeDocument/2006/relationships" xmlns:m="http://schemas.openxmlformats.org/officeDocument/2006/math" xmlns:v="urn:schemas-microsoft-com:vml" xmlns:wp14="http://schemas.microsoft.com/office/word/2010/wordprocessingDrawing" xmlns:wp="http://schemas.openxmlformats.org/drawingml/2006/wordprocessingDrawing" xmlns:w10="urn:schemas-microsoft-com:office:word" xmlns:w="http://schemas.openxmlformats.org/wordprocessingml/2006/main" xmlns:w14="http://schemas.microsoft.com/office/word/2010/wordml" xmlns:w15="http://schemas.microsoft.com/office/word/2012/wordml" xmlns:w16cex="http://schemas.microsoft.com/office/word/2018/wordml/cex" xmlns:w16cid="http://schemas.microsoft.com/office/word/2016/wordml/cid" xmlns:w16="http://schemas.microsoft.com/office/word/2018/wordml" xmlns:w16sdtdh="http://schemas.microsoft.com/office/word/2020/wordml/sdtdatahash" xmlns:w16se="http://schemas.microsoft.com/office/word/2015/wordml/symex" xmlns:wpg="http://schemas.microsoft.com/office/word/2010/wordprocessingGroup" xmlns:wpi="http://schemas.microsoft.com/office/word/2010/wordprocessingInk" xmlns:wne="http://schemas.microsoft.com/office/word/2006/wordml" xmlns:wps="http://schemas.microsoft.com/office/word/2010/wordprocessingShape" mc:Ignorable="w14 w15 w16se w16cid w16 w16cex w16sdtdh wp14">
   <w:p>
     <w:pPr>
       <w:pStyle w:val="Header"/>
@@ -4883,7 +4675,7 @@
 </file>
 
 <file path=word/header2.xml><?xml version="1.0" encoding="utf-8"?>
-<w:hdr xmlns:wpc="http://schemas.microsoft.com/office/word/2010/wordprocessingCanvas" xmlns:cx="http://schemas.microsoft.com/office/drawing/2014/chartex" xmlns:cx1="http://schemas.microsoft.com/office/drawing/2015/9/8/chartex" xmlns:cx2="http://schemas.microsoft.com/office/drawing/2015/10/21/chartex" xmlns:cx3="http://schemas.microsoft.com/office/drawing/2016/5/9/chartex" xmlns:cx4="http://schemas.microsoft.com/office/drawing/2016/5/10/chartex" xmlns:cx5="http://schemas.microsoft.com/office/drawing/2016/5/11/chartex" xmlns:cx6="http://schemas.microsoft.com/office/drawing/2016/5/12/chartex" xmlns:cx7="http://schemas.microsoft.com/office/drawing/2016/5/13/chartex" xmlns:cx8="http://schemas.microsoft.com/office/drawing/2016/5/14/chartex" xmlns:mc="http://schemas.openxmlformats.org/markup-compatibility/2006" xmlns:aink="http://schemas.microsoft.com/office/drawing/2016/ink" xmlns:am3d="http://schemas.microsoft.com/office/drawing/2017/model3d" xmlns:o="urn:schemas-microsoft-com:office:office" xmlns:r="http://schemas.openxmlformats.org/officeDocument/2006/relationships" xmlns:m="http://schemas.openxmlformats.org/officeDocument/2006/math" xmlns:v="urn:schemas-microsoft-com:vml" xmlns:wp14="http://schemas.microsoft.com/office/word/2010/wordprocessingDrawing" xmlns:wp="http://schemas.openxmlformats.org/drawingml/2006/wordprocessingDrawing" xmlns:w10="urn:schemas-microsoft-com:office:word" xmlns:w="http://schemas.openxmlformats.org/wordprocessingml/2006/main" xmlns:w14="http://schemas.microsoft.com/office/word/2010/wordml" xmlns:w15="http://schemas.microsoft.com/office/word/2012/wordml" xmlns:w16cex="http://schemas.microsoft.com/office/word/2018/wordml/cex" xmlns:w16cid="http://schemas.microsoft.com/office/word/2016/wordml/cid" xmlns:w16="http://schemas.microsoft.com/office/word/2018/wordml" xmlns:w16sdtdh="http://schemas.microsoft.com/office/word/2020/wordml/sdtdatahash" xmlns:w16se="http://schemas.microsoft.com/office/word/2015/wordml/symex" xmlns:wpg="http://schemas.microsoft.com/office/word/2010/wordprocessingGroup" xmlns:wpi="http://schemas.microsoft.com/office/word/2010/wordprocessingInk" xmlns:wne="http://schemas.microsoft.com/office/word/2006/wordml" xmlns:wps="http://schemas.microsoft.com/office/word/2010/wordprocessingShape" mc:Ignorable="w14 w15 w16se w16cid w16 w16cex w16sdtdh wp14">
+<w:hdr xmlns:wpc="http://schemas.microsoft.com/office/word/2010/wordprocessingCanvas" xmlns:cx="http://schemas.microsoft.com/office/drawing/2014/chartex" xmlns:cx1="http://schemas.microsoft.com/office/drawing/2015/9/8/chartex" xmlns:cx2="http://schemas.microsoft.com/office/drawing/2015/10/21/chartex" xmlns:cx3="http://schemas.microsoft.com/office/drawing/2016/5/9/chartex" xmlns:cx4="http://schemas.microsoft.com/office/drawing/2016/5/10/chartex" xmlns:cx5="http://schemas.microsoft.com/office/drawing/2016/5/11/chartex" xmlns:cx6="http://schemas.microsoft.com/office/drawing/2016/5/12/chartex" xmlns:cx7="http://schemas.microsoft.com/office/drawing/2016/5/13/chartex" xmlns:cx8="http://schemas.microsoft.com/office/drawing/2016/5/14/chartex" xmlns:mc="http://schemas.openxmlformats.org/markup-compatibility/2006" xmlns:aink="http://schemas.microsoft.com/office/drawing/2016/ink" xmlns:am3d="http://schemas.microsoft.com/office/drawing/2017/model3d" xmlns:o="urn:schemas-microsoft-com:office:office" xmlns:oel="http://schemas.microsoft.com/office/2019/extlst" xmlns:r="http://schemas.openxmlformats.org/officeDocument/2006/relationships" xmlns:m="http://schemas.openxmlformats.org/officeDocument/2006/math" xmlns:v="urn:schemas-microsoft-com:vml" xmlns:wp14="http://schemas.microsoft.com/office/word/2010/wordprocessingDrawing" xmlns:wp="http://schemas.openxmlformats.org/drawingml/2006/wordprocessingDrawing" xmlns:w10="urn:schemas-microsoft-com:office:word" xmlns:w="http://schemas.openxmlformats.org/wordprocessingml/2006/main" xmlns:w14="http://schemas.microsoft.com/office/word/2010/wordml" xmlns:w15="http://schemas.microsoft.com/office/word/2012/wordml" xmlns:w16cex="http://schemas.microsoft.com/office/word/2018/wordml/cex" xmlns:w16cid="http://schemas.microsoft.com/office/word/2016/wordml/cid" xmlns:w16="http://schemas.microsoft.com/office/word/2018/wordml" xmlns:w16sdtdh="http://schemas.microsoft.com/office/word/2020/wordml/sdtdatahash" xmlns:w16se="http://schemas.microsoft.com/office/word/2015/wordml/symex" xmlns:wpg="http://schemas.microsoft.com/office/word/2010/wordprocessingGroup" xmlns:wpi="http://schemas.microsoft.com/office/word/2010/wordprocessingInk" xmlns:wne="http://schemas.microsoft.com/office/word/2006/wordml" xmlns:wps="http://schemas.microsoft.com/office/word/2010/wordprocessingShape" mc:Ignorable="w14 w15 w16se w16cid w16 w16cex w16sdtdh wp14">
   <w:p>
     <w:pPr>
       <w:pStyle w:val="Header"/>
@@ -5599,7 +5391,7 @@
 </file>
 
 <file path=word/numbering.xml><?xml version="1.0" encoding="utf-8"?>
-<w:numbering xmlns:wpc="http://schemas.microsoft.com/office/word/2010/wordprocessingCanvas" xmlns:cx="http://schemas.microsoft.com/office/drawing/2014/chartex" xmlns:cx1="http://schemas.microsoft.com/office/drawing/2015/9/8/chartex" xmlns:cx2="http://schemas.microsoft.com/office/drawing/2015/10/21/chartex" xmlns:cx3="http://schemas.microsoft.com/office/drawing/2016/5/9/chartex" xmlns:cx4="http://schemas.microsoft.com/office/drawing/2016/5/10/chartex" xmlns:cx5="http://schemas.microsoft.com/office/drawing/2016/5/11/chartex" xmlns:cx6="http://schemas.microsoft.com/office/drawing/2016/5/12/chartex" xmlns:cx7="http://schemas.microsoft.com/office/drawing/2016/5/13/chartex" xmlns:cx8="http://schemas.microsoft.com/office/drawing/2016/5/14/chartex" xmlns:mc="http://schemas.openxmlformats.org/markup-compatibility/2006" xmlns:aink="http://schemas.microsoft.com/office/drawing/2016/ink" xmlns:am3d="http://schemas.microsoft.com/office/drawing/2017/model3d" xmlns:o="urn:schemas-microsoft-com:office:office" xmlns:r="http://schemas.openxmlformats.org/officeDocument/2006/relationships" xmlns:m="http://schemas.openxmlformats.org/officeDocument/2006/math" xmlns:v="urn:schemas-microsoft-com:vml" xmlns:wp14="http://schemas.microsoft.com/office/word/2010/wordprocessingDrawing" xmlns:wp="http://schemas.openxmlformats.org/drawingml/2006/wordprocessingDrawing" xmlns:w10="urn:schemas-microsoft-com:office:word" xmlns:w="http://schemas.openxmlformats.org/wordprocessingml/2006/main" xmlns:w14="http://schemas.microsoft.com/office/word/2010/wordml" xmlns:w15="http://schemas.microsoft.com/office/word/2012/wordml" xmlns:w16cex="http://schemas.microsoft.com/office/word/2018/wordml/cex" xmlns:w16cid="http://schemas.microsoft.com/office/word/2016/wordml/cid" xmlns:w16="http://schemas.microsoft.com/office/word/2018/wordml" xmlns:w16sdtdh="http://schemas.microsoft.com/office/word/2020/wordml/sdtdatahash" xmlns:w16se="http://schemas.microsoft.com/office/word/2015/wordml/symex" xmlns:wpg="http://schemas.microsoft.com/office/word/2010/wordprocessingGroup" xmlns:wpi="http://schemas.microsoft.com/office/word/2010/wordprocessingInk" xmlns:wne="http://schemas.microsoft.com/office/word/2006/wordml" xmlns:wps="http://schemas.microsoft.com/office/word/2010/wordprocessingShape" mc:Ignorable="w14 w15 w16se w16cid w16 w16cex w16sdtdh wp14">
+<w:numbering xmlns:wpc="http://schemas.microsoft.com/office/word/2010/wordprocessingCanvas" xmlns:cx="http://schemas.microsoft.com/office/drawing/2014/chartex" xmlns:cx1="http://schemas.microsoft.com/office/drawing/2015/9/8/chartex" xmlns:cx2="http://schemas.microsoft.com/office/drawing/2015/10/21/chartex" xmlns:cx3="http://schemas.microsoft.com/office/drawing/2016/5/9/chartex" xmlns:cx4="http://schemas.microsoft.com/office/drawing/2016/5/10/chartex" xmlns:cx5="http://schemas.microsoft.com/office/drawing/2016/5/11/chartex" xmlns:cx6="http://schemas.microsoft.com/office/drawing/2016/5/12/chartex" xmlns:cx7="http://schemas.microsoft.com/office/drawing/2016/5/13/chartex" xmlns:cx8="http://schemas.microsoft.com/office/drawing/2016/5/14/chartex" xmlns:mc="http://schemas.openxmlformats.org/markup-compatibility/2006" xmlns:aink="http://schemas.microsoft.com/office/drawing/2016/ink" xmlns:am3d="http://schemas.microsoft.com/office/drawing/2017/model3d" xmlns:o="urn:schemas-microsoft-com:office:office" xmlns:oel="http://schemas.microsoft.com/office/2019/extlst" xmlns:r="http://schemas.openxmlformats.org/officeDocument/2006/relationships" xmlns:m="http://schemas.openxmlformats.org/officeDocument/2006/math" xmlns:v="urn:schemas-microsoft-com:vml" xmlns:wp14="http://schemas.microsoft.com/office/word/2010/wordprocessingDrawing" xmlns:wp="http://schemas.openxmlformats.org/drawingml/2006/wordprocessingDrawing" xmlns:w10="urn:schemas-microsoft-com:office:word" xmlns:w="http://schemas.openxmlformats.org/wordprocessingml/2006/main" xmlns:w14="http://schemas.microsoft.com/office/word/2010/wordml" xmlns:w15="http://schemas.microsoft.com/office/word/2012/wordml" xmlns:w16cex="http://schemas.microsoft.com/office/word/2018/wordml/cex" xmlns:w16cid="http://schemas.microsoft.com/office/word/2016/wordml/cid" xmlns:w16="http://schemas.microsoft.com/office/word/2018/wordml" xmlns:w16sdtdh="http://schemas.microsoft.com/office/word/2020/wordml/sdtdatahash" xmlns:w16se="http://schemas.microsoft.com/office/word/2015/wordml/symex" xmlns:wpg="http://schemas.microsoft.com/office/word/2010/wordprocessingGroup" xmlns:wpi="http://schemas.microsoft.com/office/word/2010/wordprocessingInk" xmlns:wne="http://schemas.microsoft.com/office/word/2006/wordml" xmlns:wps="http://schemas.microsoft.com/office/word/2010/wordprocessingShape" mc:Ignorable="w14 w15 w16se w16cid w16 w16cex w16sdtdh wp14">
   <w:abstractNum w:abstractNumId="0" w15:restartNumberingAfterBreak="0">
     <w:nsid w:val="00B302FB"/>
     <w:multiLevelType w:val="hybridMultilevel"/>
@@ -8291,79 +8083,79 @@
       </w:rPr>
     </w:lvl>
   </w:abstractNum>
-  <w:num w:numId="1">
+  <w:num w:numId="1" w16cid:durableId="1768963035">
     <w:abstractNumId w:val="15"/>
   </w:num>
-  <w:num w:numId="2">
+  <w:num w:numId="2" w16cid:durableId="1430851902">
     <w:abstractNumId w:val="1"/>
   </w:num>
-  <w:num w:numId="3">
+  <w:num w:numId="3" w16cid:durableId="1862238008">
     <w:abstractNumId w:val="23"/>
   </w:num>
-  <w:num w:numId="4">
+  <w:num w:numId="4" w16cid:durableId="869948885">
     <w:abstractNumId w:val="2"/>
   </w:num>
-  <w:num w:numId="5">
+  <w:num w:numId="5" w16cid:durableId="1817869655">
     <w:abstractNumId w:val="13"/>
   </w:num>
-  <w:num w:numId="6">
+  <w:num w:numId="6" w16cid:durableId="468786179">
     <w:abstractNumId w:val="20"/>
   </w:num>
-  <w:num w:numId="7">
+  <w:num w:numId="7" w16cid:durableId="1753970313">
     <w:abstractNumId w:val="3"/>
   </w:num>
-  <w:num w:numId="8">
+  <w:num w:numId="8" w16cid:durableId="884607574">
     <w:abstractNumId w:val="14"/>
   </w:num>
-  <w:num w:numId="9">
+  <w:num w:numId="9" w16cid:durableId="421142817">
     <w:abstractNumId w:val="17"/>
   </w:num>
-  <w:num w:numId="10">
+  <w:num w:numId="10" w16cid:durableId="783235446">
     <w:abstractNumId w:val="9"/>
   </w:num>
-  <w:num w:numId="11">
+  <w:num w:numId="11" w16cid:durableId="1150026069">
     <w:abstractNumId w:val="6"/>
   </w:num>
-  <w:num w:numId="12">
+  <w:num w:numId="12" w16cid:durableId="2033064569">
     <w:abstractNumId w:val="4"/>
   </w:num>
-  <w:num w:numId="13">
+  <w:num w:numId="13" w16cid:durableId="1053699230">
     <w:abstractNumId w:val="5"/>
   </w:num>
-  <w:num w:numId="14">
+  <w:num w:numId="14" w16cid:durableId="580679735">
     <w:abstractNumId w:val="11"/>
   </w:num>
-  <w:num w:numId="15">
+  <w:num w:numId="15" w16cid:durableId="1529487435">
     <w:abstractNumId w:val="7"/>
   </w:num>
-  <w:num w:numId="16">
+  <w:num w:numId="16" w16cid:durableId="470636522">
     <w:abstractNumId w:val="12"/>
   </w:num>
-  <w:num w:numId="17">
+  <w:num w:numId="17" w16cid:durableId="1682900221">
     <w:abstractNumId w:val="10"/>
   </w:num>
-  <w:num w:numId="18">
+  <w:num w:numId="18" w16cid:durableId="121118847">
     <w:abstractNumId w:val="24"/>
   </w:num>
-  <w:num w:numId="19">
+  <w:num w:numId="19" w16cid:durableId="815224450">
     <w:abstractNumId w:val="22"/>
   </w:num>
-  <w:num w:numId="20">
+  <w:num w:numId="20" w16cid:durableId="1012878793">
     <w:abstractNumId w:val="19"/>
   </w:num>
-  <w:num w:numId="21">
+  <w:num w:numId="21" w16cid:durableId="618728352">
     <w:abstractNumId w:val="16"/>
   </w:num>
-  <w:num w:numId="22">
+  <w:num w:numId="22" w16cid:durableId="1869876145">
     <w:abstractNumId w:val="0"/>
   </w:num>
-  <w:num w:numId="23">
+  <w:num w:numId="23" w16cid:durableId="1276790484">
     <w:abstractNumId w:val="8"/>
   </w:num>
-  <w:num w:numId="24">
+  <w:num w:numId="24" w16cid:durableId="1177693920">
     <w:abstractNumId w:val="18"/>
   </w:num>
-  <w:num w:numId="25">
+  <w:num w:numId="25" w16cid:durableId="1384598201">
     <w:abstractNumId w:val="21"/>
   </w:num>
 </w:numbering>
